--- a/4. RESULTADOS/Reconciliacion/T04_evento_costo_laboral.docx
+++ b/4. RESULTADOS/Reconciliacion/T04_evento_costo_laboral.docx
@@ -488,7 +488,7 @@
                 <w:szCs w:val="22"/>
                 <w:color w:val="000000"/>
               </w:rPr>
-              <w:t xml:space="preserve">0.0754</w:t>
+              <w:t xml:space="preserve">0.0722</w:t>
             </w:r>
           </w:p>
         </w:tc>
@@ -543,7 +543,7 @@
                 <w:szCs w:val="22"/>
                 <w:color w:val="000000"/>
               </w:rPr>
-              <w:t xml:space="preserve">0.0061</w:t>
+              <w:t xml:space="preserve">0.0062</w:t>
             </w:r>
           </w:p>
         </w:tc>
@@ -653,7 +653,7 @@
                 <w:szCs w:val="22"/>
                 <w:color w:val="000000"/>
               </w:rPr>
-              <w:t xml:space="preserve">7.5374</w:t>
+              <w:t xml:space="preserve">7.2188</w:t>
             </w:r>
           </w:p>
         </w:tc>
@@ -823,7 +823,7 @@
                 <w:szCs w:val="22"/>
                 <w:color w:val="000000"/>
               </w:rPr>
-              <w:t xml:space="preserve">0.0746</w:t>
+              <w:t xml:space="preserve">0.0730</w:t>
             </w:r>
           </w:p>
         </w:tc>
@@ -878,7 +878,7 @@
                 <w:szCs w:val="22"/>
                 <w:color w:val="000000"/>
               </w:rPr>
-              <w:t xml:space="preserve">0.0062</w:t>
+              <w:t xml:space="preserve">0.0063</w:t>
             </w:r>
           </w:p>
         </w:tc>
@@ -988,7 +988,7 @@
                 <w:szCs w:val="22"/>
                 <w:color w:val="000000"/>
               </w:rPr>
-              <w:t xml:space="preserve">7.4559</w:t>
+              <w:t xml:space="preserve">7.3001</w:t>
             </w:r>
           </w:p>
         </w:tc>
@@ -1158,7 +1158,7 @@
                 <w:szCs w:val="22"/>
                 <w:color w:val="000000"/>
               </w:rPr>
-              <w:t xml:space="preserve">0.0711</w:t>
+              <w:t xml:space="preserve">0.0714</w:t>
             </w:r>
           </w:p>
         </w:tc>
@@ -1213,7 +1213,7 @@
                 <w:szCs w:val="22"/>
                 <w:color w:val="000000"/>
               </w:rPr>
-              <w:t xml:space="preserve">0.0057</w:t>
+              <w:t xml:space="preserve">0.0059</w:t>
             </w:r>
           </w:p>
         </w:tc>
@@ -1323,7 +1323,7 @@
                 <w:szCs w:val="22"/>
                 <w:color w:val="000000"/>
               </w:rPr>
-              <w:t xml:space="preserve">7.1083</w:t>
+              <w:t xml:space="preserve">7.1375</w:t>
             </w:r>
           </w:p>
         </w:tc>
@@ -1493,7 +1493,7 @@
                 <w:szCs w:val="22"/>
                 <w:color w:val="000000"/>
               </w:rPr>
-              <w:t xml:space="preserve">0.0604</w:t>
+              <w:t xml:space="preserve">0.0581</w:t>
             </w:r>
           </w:p>
         </w:tc>
@@ -1548,7 +1548,7 @@
                 <w:szCs w:val="22"/>
                 <w:color w:val="000000"/>
               </w:rPr>
-              <w:t xml:space="preserve">0.0055</w:t>
+              <w:t xml:space="preserve">0.0054</w:t>
             </w:r>
           </w:p>
         </w:tc>
@@ -1658,7 +1658,7 @@
                 <w:szCs w:val="22"/>
                 <w:color w:val="000000"/>
               </w:rPr>
-              <w:t xml:space="preserve">6.0425</w:t>
+              <w:t xml:space="preserve">5.8052</w:t>
             </w:r>
           </w:p>
         </w:tc>
@@ -1828,7 +1828,7 @@
                 <w:szCs w:val="22"/>
                 <w:color w:val="000000"/>
               </w:rPr>
-              <w:t xml:space="preserve">0.0506</w:t>
+              <w:t xml:space="preserve">0.0486</w:t>
             </w:r>
           </w:p>
         </w:tc>
@@ -1993,7 +1993,7 @@
                 <w:szCs w:val="22"/>
                 <w:color w:val="000000"/>
               </w:rPr>
-              <w:t xml:space="preserve">5.0559</w:t>
+              <w:t xml:space="preserve">4.8551</w:t>
             </w:r>
           </w:p>
         </w:tc>
@@ -2163,7 +2163,7 @@
                 <w:szCs w:val="22"/>
                 <w:color w:val="000000"/>
               </w:rPr>
-              <w:t xml:space="preserve">0.0267</w:t>
+              <w:t xml:space="preserve">0.0254</w:t>
             </w:r>
           </w:p>
         </w:tc>
@@ -2328,7 +2328,7 @@
                 <w:szCs w:val="22"/>
                 <w:color w:val="000000"/>
               </w:rPr>
-              <w:t xml:space="preserve">2.6703</w:t>
+              <w:t xml:space="preserve">2.5385</w:t>
             </w:r>
           </w:p>
         </w:tc>
@@ -2833,7 +2833,7 @@
                 <w:szCs w:val="22"/>
                 <w:color w:val="000000"/>
               </w:rPr>
-              <w:t xml:space="preserve">0.0310</w:t>
+              <w:t xml:space="preserve">0.0312</w:t>
             </w:r>
           </w:p>
         </w:tc>
@@ -2998,7 +2998,7 @@
                 <w:szCs w:val="22"/>
                 <w:color w:val="000000"/>
               </w:rPr>
-              <w:t xml:space="preserve">3.0980</w:t>
+              <w:t xml:space="preserve">3.1166</w:t>
             </w:r>
           </w:p>
         </w:tc>
@@ -3168,7 +3168,7 @@
                 <w:szCs w:val="22"/>
                 <w:color w:val="000000"/>
               </w:rPr>
-              <w:t xml:space="preserve">0.0462</w:t>
+              <w:t xml:space="preserve">0.0468</w:t>
             </w:r>
           </w:p>
         </w:tc>
@@ -3223,7 +3223,7 @@
                 <w:szCs w:val="22"/>
                 <w:color w:val="000000"/>
               </w:rPr>
-              <w:t xml:space="preserve">0.0049</w:t>
+              <w:t xml:space="preserve">0.0048</w:t>
             </w:r>
           </w:p>
         </w:tc>
@@ -3333,7 +3333,7 @@
                 <w:szCs w:val="22"/>
                 <w:color w:val="000000"/>
               </w:rPr>
-              <w:t xml:space="preserve">4.6194</w:t>
+              <w:t xml:space="preserve">4.6779</w:t>
             </w:r>
           </w:p>
         </w:tc>
